--- a/admin/SDS_DS7200_Fall2026_Syllabus.docx
+++ b/admin/SDS_DS7200_Fall2026_Syllabus.docx
@@ -588,7 +588,13 @@
         <w:rPr>
           <w:rFonts w:eastAsia="Calibri" w:cs="Calibri" w:ascii="Calibri" w:hAnsi="Calibri"/>
         </w:rPr>
-        <w:t>A team project is a large component of the course, whereby you will conduct an end-to-end data science project. This simulates the workflow of a professional data scientist, from developing a hypothesis to communicating with stakeholders.</w:t>
+        <w:t xml:space="preserve">A team project is a large component of the course, whereby you will conduct an end-to-end data science project. This simulates the workflow of a professional data scientist, from developing a hypothesis to communicating with stakeholders. </w:t>
+      </w:r>
+      <w:r>
+        <w:rPr>
+          <w:rFonts w:eastAsia="Calibri" w:cs="Calibri" w:ascii="Calibri" w:hAnsi="Calibri"/>
+        </w:rPr>
+        <w:t>The instructor will assign teams informed by interests shared by the students. Only in extenuating circumstances will team adjustments be made.</w:t>
       </w:r>
     </w:p>
     <w:p>
@@ -2961,15 +2967,15 @@
         <w:tblLook w:val="0600"/>
       </w:tblPr>
       <w:tblGrid>
-        <w:gridCol w:w="2431"/>
+        <w:gridCol w:w="2430"/>
         <w:gridCol w:w="2792"/>
-        <w:gridCol w:w="4037"/>
+        <w:gridCol w:w="4038"/>
       </w:tblGrid>
       <w:tr>
         <w:trPr/>
         <w:tc>
           <w:tcPr>
-            <w:tcW w:w="2431" w:type="dxa"/>
+            <w:tcW w:w="2430" w:type="dxa"/>
             <w:tcBorders>
               <w:top w:val="single" w:sz="8" w:space="0" w:color="000000"/>
               <w:left w:val="single" w:sz="8" w:space="0" w:color="000000"/>
@@ -3027,7 +3033,7 @@
         </w:tc>
         <w:tc>
           <w:tcPr>
-            <w:tcW w:w="4037" w:type="dxa"/>
+            <w:tcW w:w="4038" w:type="dxa"/>
             <w:tcBorders>
               <w:top w:val="single" w:sz="8" w:space="0" w:color="000000"/>
               <w:left w:val="single" w:sz="8" w:space="0" w:color="000000"/>
@@ -3059,7 +3065,7 @@
         <w:trPr/>
         <w:tc>
           <w:tcPr>
-            <w:tcW w:w="2431" w:type="dxa"/>
+            <w:tcW w:w="2430" w:type="dxa"/>
             <w:tcBorders>
               <w:top w:val="single" w:sz="8" w:space="0" w:color="000000"/>
               <w:left w:val="single" w:sz="8" w:space="0" w:color="000000"/>
@@ -3117,7 +3123,7 @@
         </w:tc>
         <w:tc>
           <w:tcPr>
-            <w:tcW w:w="4037" w:type="dxa"/>
+            <w:tcW w:w="4038" w:type="dxa"/>
             <w:tcBorders>
               <w:top w:val="single" w:sz="8" w:space="0" w:color="000000"/>
               <w:left w:val="single" w:sz="8" w:space="0" w:color="000000"/>
@@ -3149,7 +3155,7 @@
         <w:trPr/>
         <w:tc>
           <w:tcPr>
-            <w:tcW w:w="2431" w:type="dxa"/>
+            <w:tcW w:w="2430" w:type="dxa"/>
             <w:tcBorders>
               <w:top w:val="single" w:sz="8" w:space="0" w:color="000000"/>
               <w:left w:val="single" w:sz="8" w:space="0" w:color="000000"/>
@@ -3207,7 +3213,7 @@
         </w:tc>
         <w:tc>
           <w:tcPr>
-            <w:tcW w:w="4037" w:type="dxa"/>
+            <w:tcW w:w="4038" w:type="dxa"/>
             <w:tcBorders>
               <w:top w:val="single" w:sz="8" w:space="0" w:color="000000"/>
               <w:left w:val="single" w:sz="8" w:space="0" w:color="000000"/>
@@ -3239,7 +3245,7 @@
         <w:trPr/>
         <w:tc>
           <w:tcPr>
-            <w:tcW w:w="2431" w:type="dxa"/>
+            <w:tcW w:w="2430" w:type="dxa"/>
             <w:tcBorders>
               <w:top w:val="single" w:sz="8" w:space="0" w:color="000000"/>
               <w:left w:val="single" w:sz="8" w:space="0" w:color="000000"/>
@@ -3297,7 +3303,7 @@
         </w:tc>
         <w:tc>
           <w:tcPr>
-            <w:tcW w:w="4037" w:type="dxa"/>
+            <w:tcW w:w="4038" w:type="dxa"/>
             <w:tcBorders>
               <w:top w:val="single" w:sz="8" w:space="0" w:color="000000"/>
               <w:left w:val="single" w:sz="8" w:space="0" w:color="000000"/>
@@ -3329,7 +3335,7 @@
         <w:trPr/>
         <w:tc>
           <w:tcPr>
-            <w:tcW w:w="2431" w:type="dxa"/>
+            <w:tcW w:w="2430" w:type="dxa"/>
             <w:tcBorders>
               <w:top w:val="single" w:sz="8" w:space="0" w:color="000000"/>
               <w:left w:val="single" w:sz="8" w:space="0" w:color="000000"/>
@@ -3387,7 +3393,7 @@
         </w:tc>
         <w:tc>
           <w:tcPr>
-            <w:tcW w:w="4037" w:type="dxa"/>
+            <w:tcW w:w="4038" w:type="dxa"/>
             <w:tcBorders>
               <w:top w:val="single" w:sz="8" w:space="0" w:color="000000"/>
               <w:left w:val="single" w:sz="8" w:space="0" w:color="000000"/>
@@ -3419,7 +3425,7 @@
         <w:trPr/>
         <w:tc>
           <w:tcPr>
-            <w:tcW w:w="2431" w:type="dxa"/>
+            <w:tcW w:w="2430" w:type="dxa"/>
             <w:tcBorders>
               <w:top w:val="single" w:sz="8" w:space="0" w:color="000000"/>
               <w:left w:val="single" w:sz="8" w:space="0" w:color="000000"/>
@@ -3477,7 +3483,7 @@
         </w:tc>
         <w:tc>
           <w:tcPr>
-            <w:tcW w:w="4037" w:type="dxa"/>
+            <w:tcW w:w="4038" w:type="dxa"/>
             <w:tcBorders>
               <w:top w:val="single" w:sz="8" w:space="0" w:color="000000"/>
               <w:left w:val="single" w:sz="8" w:space="0" w:color="000000"/>
@@ -3509,7 +3515,7 @@
         <w:trPr/>
         <w:tc>
           <w:tcPr>
-            <w:tcW w:w="2431" w:type="dxa"/>
+            <w:tcW w:w="2430" w:type="dxa"/>
             <w:tcBorders>
               <w:top w:val="single" w:sz="8" w:space="0" w:color="000000"/>
               <w:left w:val="single" w:sz="8" w:space="0" w:color="000000"/>
@@ -3567,7 +3573,7 @@
         </w:tc>
         <w:tc>
           <w:tcPr>
-            <w:tcW w:w="4037" w:type="dxa"/>
+            <w:tcW w:w="4038" w:type="dxa"/>
             <w:tcBorders>
               <w:top w:val="single" w:sz="8" w:space="0" w:color="000000"/>
               <w:left w:val="single" w:sz="8" w:space="0" w:color="000000"/>
@@ -3599,7 +3605,7 @@
         <w:trPr/>
         <w:tc>
           <w:tcPr>
-            <w:tcW w:w="2431" w:type="dxa"/>
+            <w:tcW w:w="2430" w:type="dxa"/>
             <w:tcBorders>
               <w:top w:val="single" w:sz="8" w:space="0" w:color="000000"/>
               <w:left w:val="single" w:sz="8" w:space="0" w:color="000000"/>
@@ -3657,7 +3663,7 @@
         </w:tc>
         <w:tc>
           <w:tcPr>
-            <w:tcW w:w="4037" w:type="dxa"/>
+            <w:tcW w:w="4038" w:type="dxa"/>
             <w:tcBorders>
               <w:top w:val="single" w:sz="8" w:space="0" w:color="000000"/>
               <w:left w:val="single" w:sz="8" w:space="0" w:color="000000"/>
@@ -3689,7 +3695,7 @@
         <w:trPr/>
         <w:tc>
           <w:tcPr>
-            <w:tcW w:w="2431" w:type="dxa"/>
+            <w:tcW w:w="2430" w:type="dxa"/>
             <w:tcBorders>
               <w:top w:val="single" w:sz="8" w:space="0" w:color="000000"/>
               <w:left w:val="single" w:sz="8" w:space="0" w:color="000000"/>
@@ -3747,7 +3753,7 @@
         </w:tc>
         <w:tc>
           <w:tcPr>
-            <w:tcW w:w="4037" w:type="dxa"/>
+            <w:tcW w:w="4038" w:type="dxa"/>
             <w:tcBorders>
               <w:top w:val="single" w:sz="8" w:space="0" w:color="000000"/>
               <w:left w:val="single" w:sz="8" w:space="0" w:color="000000"/>
@@ -3779,7 +3785,7 @@
         <w:trPr/>
         <w:tc>
           <w:tcPr>
-            <w:tcW w:w="2431" w:type="dxa"/>
+            <w:tcW w:w="2430" w:type="dxa"/>
             <w:tcBorders>
               <w:top w:val="single" w:sz="8" w:space="0" w:color="000000"/>
               <w:left w:val="single" w:sz="8" w:space="0" w:color="000000"/>
@@ -3837,7 +3843,7 @@
         </w:tc>
         <w:tc>
           <w:tcPr>
-            <w:tcW w:w="4037" w:type="dxa"/>
+            <w:tcW w:w="4038" w:type="dxa"/>
             <w:tcBorders>
               <w:top w:val="single" w:sz="8" w:space="0" w:color="000000"/>
               <w:left w:val="single" w:sz="8" w:space="0" w:color="000000"/>
@@ -3869,7 +3875,7 @@
         <w:trPr/>
         <w:tc>
           <w:tcPr>
-            <w:tcW w:w="2431" w:type="dxa"/>
+            <w:tcW w:w="2430" w:type="dxa"/>
             <w:tcBorders>
               <w:top w:val="single" w:sz="8" w:space="0" w:color="000000"/>
               <w:left w:val="single" w:sz="8" w:space="0" w:color="000000"/>
@@ -3927,7 +3933,7 @@
         </w:tc>
         <w:tc>
           <w:tcPr>
-            <w:tcW w:w="4037" w:type="dxa"/>
+            <w:tcW w:w="4038" w:type="dxa"/>
             <w:tcBorders>
               <w:top w:val="single" w:sz="8" w:space="0" w:color="000000"/>
               <w:left w:val="single" w:sz="8" w:space="0" w:color="000000"/>
@@ -3959,7 +3965,7 @@
         <w:trPr/>
         <w:tc>
           <w:tcPr>
-            <w:tcW w:w="2431" w:type="dxa"/>
+            <w:tcW w:w="2430" w:type="dxa"/>
             <w:tcBorders>
               <w:top w:val="single" w:sz="8" w:space="0" w:color="000000"/>
               <w:left w:val="single" w:sz="8" w:space="0" w:color="000000"/>
@@ -4017,7 +4023,7 @@
         </w:tc>
         <w:tc>
           <w:tcPr>
-            <w:tcW w:w="4037" w:type="dxa"/>
+            <w:tcW w:w="4038" w:type="dxa"/>
             <w:tcBorders>
               <w:top w:val="single" w:sz="8" w:space="0" w:color="000000"/>
               <w:left w:val="single" w:sz="8" w:space="0" w:color="000000"/>
@@ -4049,7 +4055,7 @@
         <w:trPr/>
         <w:tc>
           <w:tcPr>
-            <w:tcW w:w="2431" w:type="dxa"/>
+            <w:tcW w:w="2430" w:type="dxa"/>
             <w:tcBorders>
               <w:top w:val="single" w:sz="8" w:space="0" w:color="000000"/>
               <w:left w:val="single" w:sz="8" w:space="0" w:color="000000"/>
@@ -4107,7 +4113,7 @@
         </w:tc>
         <w:tc>
           <w:tcPr>
-            <w:tcW w:w="4037" w:type="dxa"/>
+            <w:tcW w:w="4038" w:type="dxa"/>
             <w:tcBorders>
               <w:top w:val="single" w:sz="8" w:space="0" w:color="000000"/>
               <w:left w:val="single" w:sz="8" w:space="0" w:color="000000"/>
